--- a/docs/escalations/ENG-CS-2026-08-06-01_Closure_Schedule_Digital_Records.docx
+++ b/docs/escalations/ENG-CS-2026-08-06-01_Closure_Schedule_Digital_Records.docx
@@ -314,7 +314,7 @@
                 <w:color w:val="1A1A1A"/>
                 <w:sz w:val="21"/>
               </w:rPr>
-              <w:t>6 August 2026, before dispatch, after the answers to ENG-DR-2026-08-06-01 came back the same day. Two of those five answers closed. Three did not, and the three that did not are now items on this schedule. Nine items became eleven.</w:t>
+              <w:t>6 August 2026, before dispatch, after the answers to ENG-DR-2026-08-06-01 came back the same day. Two of those five answers closed. Three did not, and the three that did not are now items on this schedule. Nine items became eleven. Revised a third time the same afternoon, still before dispatch: three of the four smaller gaps listed under EXT-8 were answered, and the fourth follows from one of the three, so item EXT-8 asks for three sentences and one instruction rather than for those and five more things. The count of items is unchanged at eleven and EXT-8 is still open, on exactly the three contradictions it was open on that morning. The answers are recorded inside the item rather than deleted from it.</w:t>
             </w:r>
           </w:p>
         </w:tc>
@@ -2032,7 +2032,7 @@
                 <w:color w:val="1A1A1A"/>
                 <w:sz w:val="18"/>
               </w:rPr>
-              <w:t>Three contradictions inside the identifier answer, and four gaps</w:t>
+              <w:t>Three contradictions inside the identifier answer</w:t>
             </w:r>
           </w:p>
         </w:tc>
@@ -2608,7 +2608,7 @@
               <w:spacing w:after="40" w:before="40"/>
             </w:pPr>
             <w:r>
-              <w:t>Three contradictions and four gaps inside the identifier answer</w:t>
+              <w:t>Three contradictions inside the identifier answer</w:t>
             </w:r>
           </w:p>
         </w:tc>
@@ -2893,7 +2893,7 @@
                 <w:color w:val="1A1A1A"/>
                 <w:sz w:val="18"/>
               </w:rPr>
-              <w:t>Three contradictions inside the answer, plus four smaller gaps. Item EXT-8 below</w:t>
+              <w:t>Three contradictions inside the answer. Four smaller gaps stood beside them and were answered on 6 August, so this ask is shorter than it was that morning. Item EXT-8 below</w:t>
             </w:r>
           </w:p>
         </w:tc>
@@ -3280,7 +3280,7 @@
           <w:color w:val="1A1A1A"/>
           <w:sz w:val="23"/>
         </w:rPr>
-        <w:t>Three contradictions and four gaps inside an answer that mostly worked</w:t>
+        <w:t>Three contradictions inside an answer that mostly worked</w:t>
       </w:r>
     </w:p>
     <w:p>
@@ -3296,7 +3296,7 @@
           <w:color w:val="5A5A5A"/>
           <w:sz w:val="19"/>
         </w:rPr>
-        <w:t>Owner: Digital Records, COO     |     Closes the identifier half of E9-S2. Answered 6 August 2026 by the Chief Operating Officer, with Digital Records.</w:t>
+        <w:t>Owner: Digital Records, COO     |     Closes the identifier half of E9-S2. Answered 6 August 2026 by Adebiyi Emmanuel Babatope, Chief Operating Officer, with Digital Records.</w:t>
       </w:r>
     </w:p>
     <w:p>
@@ -3317,7 +3317,7 @@
           <w:color w:val="1A1A1A"/>
           <w:sz w:val="20"/>
         </w:rPr>
-        <w:t>Four of the five EXT-8 questions came back settled: the fourteen professional categories with Estate Agent in scope, both case identifier formats, the move from SBR-SRV-BUY to SBR-SRV-TYPE, and the register split by identifier family. None of that is reopened here and none of it is asked again. What follows is the part that cannot be built as written, because the document says two different things in two places and engineering cannot pick one.</w:t>
+        <w:t>Four of the five EXT-8 questions came back settled: the fourteen professional categories with Estate Agent in scope, both case identifier formats, the move from SBR-SRV-BUY to SBR-SRV-TYPE, and the register split by identifier family. Four smaller gaps stood on this page on the morning of 6 August and were answered that afternoon; they are recorded under "Answered 6 August, not asked again" below so that nobody answers them twice. None of that is reopened here and none of it is asked again. What follows is the part that cannot be built as written, because the document says two different things in two places and engineering cannot pick one.</w:t>
       </w:r>
     </w:p>
     <w:p>
@@ -3533,7 +3533,7 @@
                 <w:color w:val="1A1A1A"/>
                 <w:sz w:val="19"/>
               </w:rPr>
-              <w:t>Whether UUID really replaces NNN in the four approved formats.</w:t>
+              <w:t>Whether UUID really replaces NNN in the approved formats.</w:t>
             </w:r>
           </w:p>
           <w:p>
@@ -3547,7 +3547,7 @@
                 <w:color w:val="5A5A5A"/>
                 <w:sz w:val="17"/>
               </w:rPr>
-              <w:t>Format: one sentence. Either UUID replaces NNN in all four, in which case those formats need reprinting, or the four printed formats stand and UUID applies to something narrower that has to be named. The scoping box and the EXT-12 answer both say UUID replaces the NNN at the end of the identifiers. Four identifier formats approved on the same pages all end in -NNN, and neither corresponding collation row mentions UUID. This is not a detail: the stated reason is to ensure there is no collision, and NNN is not a random number. It is a per-prefix, per-day counter held in the database, so it cannot collide. If the concern was collision it is already handled. If the concern is something else, we should be told what, because the two answers lead to different builds.</w:t>
+              <w:t>Format: one sentence. Either UUID replaces NNN in all of them, in which case those formats need reprinting, or the printed formats stand and UUID applies to something narrower that has to be named. The scoping box and the EXT-12 answer both say UUID replaces the NNN at the end of the identifiers. Four identifier formats approved on the same pages all end in -NNN, and the approval of SBR-CASE-DD on the afternoon of 6 August makes it five. Neither corresponding collation row mentions UUID. This is not a detail: the stated reason is to ensure there is no collision, and NNN is not a random number. It is a per-prefix, per-day counter held in the database, so it cannot collide. If the concern was collision it is already handled. If the concern is something else, we should be told what, because the two answers lead to different builds.</w:t>
             </w:r>
           </w:p>
         </w:tc>
@@ -3634,446 +3634,6 @@
                 <w:sz w:val="17"/>
               </w:rPr>
               <w:t>Format: the format written the way the other four are written, with separators, and one line saying what XX stands for. Allied Service Provider is introduced as the fourteenth category and its identifier is printed without separators, and XX is never defined anywhere in the document.</w:t>
-            </w:r>
-          </w:p>
-        </w:tc>
-        <w:tc>
-          <w:tcPr>
-            <w:tcW w:type="dxa" w:w="3515"/>
-            <w:shd w:val="clear" w:fill="FFFDF2"/>
-          </w:tcPr>
-          <w:p>
-            <w:pPr>
-              <w:spacing w:after="40" w:before="40"/>
-            </w:pPr>
-            <w:r/>
-            <w:r>
-              <w:rPr>
-                <w:b w:val="0"/>
-                <w:i/>
-                <w:color w:val="5A5A5A"/>
-                <w:sz w:val="18"/>
-              </w:rPr>
-            </w:r>
-          </w:p>
-          <w:p>
-            <w:pPr>
-              <w:spacing w:after="40"/>
-            </w:pPr>
-          </w:p>
-          <w:p>
-            <w:pPr>
-              <w:spacing w:after="40"/>
-            </w:pPr>
-          </w:p>
-        </w:tc>
-      </w:tr>
-    </w:tbl>
-    <w:p>
-      <w:pPr>
-        <w:spacing w:after="40"/>
-      </w:pPr>
-    </w:p>
-    <w:p>
-      <w:pPr>
-        <w:spacing w:before="160" w:after="80"/>
-      </w:pPr>
-      <w:r>
-        <w:rPr>
-          <w:b/>
-          <w:color w:val="1A1A1A"/>
-          <w:sz w:val="23"/>
-        </w:rPr>
-        <w:t>The four smaller gaps</w:t>
-      </w:r>
-    </w:p>
-    <w:tbl>
-      <w:tblPr>
-        <w:tblStyle w:val="TableGrid"/>
-        <w:tblW w:type="auto" w:w="0"/>
-        <w:jc w:val="left"/>
-        <w:tblLook w:firstColumn="1" w:firstRow="1" w:lastColumn="0" w:lastRow="0" w:noHBand="0" w:noVBand="1" w:val="04A0"/>
-      </w:tblPr>
-      <w:tblGrid>
-        <w:gridCol w:w="3099"/>
-        <w:gridCol w:w="3099"/>
-        <w:gridCol w:w="3099"/>
-      </w:tblGrid>
-      <w:tr>
-        <w:tc>
-          <w:tcPr>
-            <w:tcW w:type="dxa" w:w="510"/>
-            <w:shd w:val="clear" w:fill="EDEDED"/>
-          </w:tcPr>
-          <w:p>
-            <w:pPr>
-              <w:spacing w:after="40" w:before="40"/>
-            </w:pPr>
-            <w:r/>
-            <w:r>
-              <w:rPr>
-                <w:b/>
-                <w:i w:val="0"/>
-                <w:color w:val="1A1A1A"/>
-                <w:sz w:val="18"/>
-              </w:rPr>
-              <w:t>#</w:t>
-            </w:r>
-          </w:p>
-        </w:tc>
-        <w:tc>
-          <w:tcPr>
-            <w:tcW w:type="dxa" w:w="5272"/>
-            <w:shd w:val="clear" w:fill="EDEDED"/>
-          </w:tcPr>
-          <w:p>
-            <w:pPr>
-              <w:spacing w:after="40" w:before="40"/>
-            </w:pPr>
-            <w:r/>
-            <w:r>
-              <w:rPr>
-                <w:b/>
-                <w:i w:val="0"/>
-                <w:color w:val="1A1A1A"/>
-                <w:sz w:val="18"/>
-              </w:rPr>
-              <w:t>What to provide, and the exact form it has to take</w:t>
-            </w:r>
-          </w:p>
-        </w:tc>
-        <w:tc>
-          <w:tcPr>
-            <w:tcW w:type="dxa" w:w="3515"/>
-            <w:shd w:val="clear" w:fill="EDEDED"/>
-          </w:tcPr>
-          <w:p>
-            <w:pPr>
-              <w:spacing w:after="40" w:before="40"/>
-            </w:pPr>
-            <w:r/>
-            <w:r>
-              <w:rPr>
-                <w:b/>
-                <w:i w:val="0"/>
-                <w:color w:val="1A1A1A"/>
-                <w:sz w:val="18"/>
-              </w:rPr>
-              <w:t>WRITE YOUR ANSWER HERE</w:t>
-            </w:r>
-          </w:p>
-        </w:tc>
-      </w:tr>
-      <w:tr>
-        <w:tc>
-          <w:tcPr>
-            <w:tcW w:type="dxa" w:w="510"/>
-          </w:tcPr>
-          <w:p>
-            <w:pPr>
-              <w:spacing w:after="40" w:before="40"/>
-            </w:pPr>
-            <w:r/>
-            <w:r>
-              <w:rPr>
-                <w:b/>
-                <w:i w:val="0"/>
-                <w:color w:val="1A1A1A"/>
-                <w:sz w:val="19"/>
-              </w:rPr>
-              <w:t>4</w:t>
-            </w:r>
-          </w:p>
-        </w:tc>
-        <w:tc>
-          <w:tcPr>
-            <w:tcW w:type="dxa" w:w="5272"/>
-          </w:tcPr>
-          <w:p>
-            <w:pPr>
-              <w:spacing w:after="40" w:before="40"/>
-            </w:pPr>
-            <w:r/>
-            <w:r>
-              <w:rPr>
-                <w:b w:val="0"/>
-                <w:i w:val="0"/>
-                <w:color w:val="1A1A1A"/>
-                <w:sz w:val="19"/>
-              </w:rPr>
-              <w:t>SUP against ALD, for a building material seller.</w:t>
-            </w:r>
-          </w:p>
-          <w:p>
-            <w:pPr>
-              <w:spacing w:after="40" w:before="0"/>
-            </w:pPr>
-            <w:r>
-              <w:rPr>
-                <w:b w:val="0"/>
-                <w:i/>
-                <w:color w:val="5A5A5A"/>
-                <w:sz w:val="17"/>
-              </w:rPr>
-              <w:t>Format: which code a building material seller takes. SUP is Material Supplier in the thirteen-category list. The Allied Service Provider description covers building material sellers. The same business could be coded either way.</w:t>
-            </w:r>
-          </w:p>
-        </w:tc>
-        <w:tc>
-          <w:tcPr>
-            <w:tcW w:type="dxa" w:w="3515"/>
-            <w:shd w:val="clear" w:fill="FFFDF2"/>
-          </w:tcPr>
-          <w:p>
-            <w:pPr>
-              <w:spacing w:after="40" w:before="40"/>
-            </w:pPr>
-            <w:r/>
-            <w:r>
-              <w:rPr>
-                <w:b w:val="0"/>
-                <w:i/>
-                <w:color w:val="5A5A5A"/>
-                <w:sz w:val="18"/>
-              </w:rPr>
-            </w:r>
-          </w:p>
-          <w:p>
-            <w:pPr>
-              <w:spacing w:after="40"/>
-            </w:pPr>
-          </w:p>
-          <w:p>
-            <w:pPr>
-              <w:spacing w:after="40"/>
-            </w:pPr>
-          </w:p>
-        </w:tc>
-      </w:tr>
-      <w:tr>
-        <w:tc>
-          <w:tcPr>
-            <w:tcW w:type="dxa" w:w="510"/>
-          </w:tcPr>
-          <w:p>
-            <w:pPr>
-              <w:spacing w:after="40" w:before="40"/>
-            </w:pPr>
-            <w:r/>
-            <w:r>
-              <w:rPr>
-                <w:b/>
-                <w:i w:val="0"/>
-                <w:color w:val="1A1A1A"/>
-                <w:sz w:val="19"/>
-              </w:rPr>
-              <w:t>5</w:t>
-            </w:r>
-          </w:p>
-        </w:tc>
-        <w:tc>
-          <w:tcPr>
-            <w:tcW w:type="dxa" w:w="5272"/>
-          </w:tcPr>
-          <w:p>
-            <w:pPr>
-              <w:spacing w:after="40" w:before="40"/>
-            </w:pPr>
-            <w:r/>
-            <w:r>
-              <w:rPr>
-                <w:b w:val="0"/>
-                <w:i w:val="0"/>
-                <w:color w:val="1A1A1A"/>
-                <w:sz w:val="19"/>
-              </w:rPr>
-              <w:t>The TYPE list is not closed.</w:t>
-            </w:r>
-          </w:p>
-          <w:p>
-            <w:pPr>
-              <w:spacing w:after="40" w:before="0"/>
-            </w:pPr>
-            <w:r>
-              <w:rPr>
-                <w:b w:val="0"/>
-                <w:i/>
-                <w:color w:val="5A5A5A"/>
-                <w:sz w:val="17"/>
-              </w:rPr>
-              <w:t>Format: the complete list, or "those five and no others for now". Question 3 gives it as a controlled list "including BUY, SEL, DD, PRO and PRT". A controlled list introduced with "including" is not controlled, and validation has to reject values that are not on it.</w:t>
-            </w:r>
-          </w:p>
-        </w:tc>
-        <w:tc>
-          <w:tcPr>
-            <w:tcW w:type="dxa" w:w="3515"/>
-            <w:shd w:val="clear" w:fill="FFFDF2"/>
-          </w:tcPr>
-          <w:p>
-            <w:pPr>
-              <w:spacing w:after="40" w:before="40"/>
-            </w:pPr>
-            <w:r/>
-            <w:r>
-              <w:rPr>
-                <w:b w:val="0"/>
-                <w:i/>
-                <w:color w:val="5A5A5A"/>
-                <w:sz w:val="18"/>
-              </w:rPr>
-            </w:r>
-          </w:p>
-          <w:p>
-            <w:pPr>
-              <w:spacing w:after="40"/>
-            </w:pPr>
-          </w:p>
-          <w:p>
-            <w:pPr>
-              <w:spacing w:after="40"/>
-            </w:pPr>
-          </w:p>
-        </w:tc>
-      </w:tr>
-      <w:tr>
-        <w:tc>
-          <w:tcPr>
-            <w:tcW w:type="dxa" w:w="510"/>
-          </w:tcPr>
-          <w:p>
-            <w:pPr>
-              <w:spacing w:after="40" w:before="40"/>
-            </w:pPr>
-            <w:r/>
-            <w:r>
-              <w:rPr>
-                <w:b/>
-                <w:i w:val="0"/>
-                <w:color w:val="1A1A1A"/>
-                <w:sz w:val="19"/>
-              </w:rPr>
-              <w:t>6</w:t>
-            </w:r>
-          </w:p>
-        </w:tc>
-        <w:tc>
-          <w:tcPr>
-            <w:tcW w:type="dxa" w:w="5272"/>
-          </w:tcPr>
-          <w:p>
-            <w:pPr>
-              <w:spacing w:after="40" w:before="40"/>
-            </w:pPr>
-            <w:r/>
-            <w:r>
-              <w:rPr>
-                <w:b w:val="0"/>
-                <w:i w:val="0"/>
-                <w:color w:val="1A1A1A"/>
-                <w:sz w:val="19"/>
-              </w:rPr>
-              <w:t>SBR-CASE-DD.</w:t>
-            </w:r>
-          </w:p>
-          <w:p>
-            <w:pPr>
-              <w:spacing w:after="40" w:before="0"/>
-            </w:pPr>
-            <w:r>
-              <w:rPr>
-                <w:b w:val="0"/>
-                <w:i/>
-                <w:color w:val="5A5A5A"/>
-                <w:sz w:val="17"/>
-              </w:rPr>
-              <w:t>Format: approved as a third case type, or the identifier it should have been. Question 2 approves two case types, ENV and SEC. The platform issues SBR-CASE-DD today and DD is not among the two.</w:t>
-            </w:r>
-          </w:p>
-        </w:tc>
-        <w:tc>
-          <w:tcPr>
-            <w:tcW w:type="dxa" w:w="3515"/>
-            <w:shd w:val="clear" w:fill="FFFDF2"/>
-          </w:tcPr>
-          <w:p>
-            <w:pPr>
-              <w:spacing w:after="40" w:before="40"/>
-            </w:pPr>
-            <w:r/>
-            <w:r>
-              <w:rPr>
-                <w:b w:val="0"/>
-                <w:i/>
-                <w:color w:val="5A5A5A"/>
-                <w:sz w:val="18"/>
-              </w:rPr>
-            </w:r>
-          </w:p>
-          <w:p>
-            <w:pPr>
-              <w:spacing w:after="40"/>
-            </w:pPr>
-          </w:p>
-          <w:p>
-            <w:pPr>
-              <w:spacing w:after="40"/>
-            </w:pPr>
-          </w:p>
-        </w:tc>
-      </w:tr>
-      <w:tr>
-        <w:tc>
-          <w:tcPr>
-            <w:tcW w:type="dxa" w:w="510"/>
-          </w:tcPr>
-          <w:p>
-            <w:pPr>
-              <w:spacing w:after="40" w:before="40"/>
-            </w:pPr>
-            <w:r/>
-            <w:r>
-              <w:rPr>
-                <w:b/>
-                <w:i w:val="0"/>
-                <w:color w:val="1A1A1A"/>
-                <w:sz w:val="19"/>
-              </w:rPr>
-              <w:t>7</w:t>
-            </w:r>
-          </w:p>
-        </w:tc>
-        <w:tc>
-          <w:tcPr>
-            <w:tcW w:type="dxa" w:w="5272"/>
-          </w:tcPr>
-          <w:p>
-            <w:pPr>
-              <w:spacing w:after="40" w:before="40"/>
-            </w:pPr>
-            <w:r/>
-            <w:r>
-              <w:rPr>
-                <w:b w:val="0"/>
-                <w:i w:val="0"/>
-                <w:color w:val="1A1A1A"/>
-                <w:sz w:val="19"/>
-              </w:rPr>
-              <w:t>The heading says three trades and the sentence names four.</w:t>
-            </w:r>
-          </w:p>
-          <w:p>
-            <w:pPr>
-              <w:spacing w:after="40" w:before="0"/>
-            </w:pPr>
-            <w:r>
-              <w:rPr>
-                <w:b w:val="0"/>
-                <w:i/>
-                <w:color w:val="5A5A5A"/>
-                <w:sz w:val="17"/>
-              </w:rPr>
-              <w:t>Format: confirmation that all four are in, which is what we have assumed. "The three uncoded trades" is followed by "plumbers, electricians and interior designers, building material sellers".</w:t>
             </w:r>
           </w:p>
         </w:tc>
@@ -4221,7 +3781,7 @@
                 <w:color w:val="1A1A1A"/>
                 <w:sz w:val="19"/>
               </w:rPr>
-              <w:t>8</w:t>
+              <w:t>4</w:t>
             </w:r>
           </w:p>
         </w:tc>
@@ -4256,6 +3816,322 @@
                 <w:sz w:val="17"/>
               </w:rPr>
               <w:t>Format: a name and a date, or grant the access. "Run the production-impact query before remediation" came back addressed to us. Nobody on this side has production database access, which is stated in the escalation the instruction is answering. The query itself is written and ready.</w:t>
+            </w:r>
+          </w:p>
+        </w:tc>
+        <w:tc>
+          <w:tcPr>
+            <w:tcW w:type="dxa" w:w="3515"/>
+            <w:shd w:val="clear" w:fill="FFFDF2"/>
+          </w:tcPr>
+          <w:p>
+            <w:pPr>
+              <w:spacing w:after="40" w:before="40"/>
+            </w:pPr>
+            <w:r/>
+            <w:r>
+              <w:rPr>
+                <w:b w:val="0"/>
+                <w:i/>
+                <w:color w:val="5A5A5A"/>
+                <w:sz w:val="18"/>
+              </w:rPr>
+            </w:r>
+          </w:p>
+          <w:p>
+            <w:pPr>
+              <w:spacing w:after="40"/>
+            </w:pPr>
+          </w:p>
+          <w:p>
+            <w:pPr>
+              <w:spacing w:after="40"/>
+            </w:pPr>
+          </w:p>
+        </w:tc>
+      </w:tr>
+    </w:tbl>
+    <w:p>
+      <w:pPr>
+        <w:spacing w:after="40"/>
+      </w:pPr>
+    </w:p>
+    <w:p>
+      <w:pPr>
+        <w:spacing w:before="200" w:after="80"/>
+      </w:pPr>
+      <w:r>
+        <w:rPr>
+          <w:b/>
+          <w:color w:val="1A1A1A"/>
+          <w:sz w:val="23"/>
+        </w:rPr>
+        <w:t>Answered 6 August, not asked again</w:t>
+      </w:r>
+    </w:p>
+    <w:p>
+      <w:pPr>
+        <w:spacing w:before="0" w:after="120"/>
+      </w:pPr>
+      <w:r>
+        <w:rPr>
+          <w:b/>
+          <w:color w:val="1A1A1A"/>
+          <w:sz w:val="20"/>
+        </w:rPr>
+        <w:t xml:space="preserve">Do not answer any of these four. </w:t>
+      </w:r>
+      <w:r>
+        <w:rPr>
+          <w:b w:val="0"/>
+          <w:color w:val="1A1A1A"/>
+          <w:sz w:val="20"/>
+        </w:rPr>
+        <w:t>They stood on this page in the morning. Three were answered directly that afternoon and the fourth follows from one of the three, so none of them is a question any more. They are kept here because a schedule that quietly drops an item cannot show that it was ever settled.</w:t>
+      </w:r>
+    </w:p>
+    <w:p>
+      <w:pPr>
+        <w:pStyle w:val="ListBullet"/>
+        <w:spacing w:after="80"/>
+        <w:ind w:left="397" w:hanging="198"/>
+      </w:pPr>
+      <w:r>
+        <w:rPr>
+          <w:b/>
+          <w:color w:val="1A1A1A"/>
+          <w:sz w:val="19"/>
+        </w:rPr>
+        <w:t>A building material seller is coded ALD</w:t>
+      </w:r>
+      <w:r>
+        <w:rPr>
+          <w:b w:val="0"/>
+          <w:color w:val="1A1A1A"/>
+          <w:sz w:val="19"/>
+        </w:rPr>
+        <w:t>, not SUP. That was the one real collision in the fourteen-category list. SUP Material Supplier stays in the list and now wants a description that does not read as the same business, which is a wording point for ID Standard Version 2 rather than a question for this note.</w:t>
+      </w:r>
+    </w:p>
+    <w:p>
+      <w:pPr>
+        <w:pStyle w:val="ListBullet"/>
+        <w:spacing w:after="80"/>
+        <w:ind w:left="397" w:hanging="198"/>
+      </w:pPr>
+      <w:r>
+        <w:rPr>
+          <w:b/>
+          <w:color w:val="1A1A1A"/>
+          <w:sz w:val="19"/>
+        </w:rPr>
+        <w:t>The TYPE list is BUY, SEL, DD, PRO and PRT, and no others for now</w:t>
+      </w:r>
+      <w:r>
+        <w:rPr>
+          <w:b w:val="0"/>
+          <w:color w:val="1A1A1A"/>
+          <w:sz w:val="19"/>
+        </w:rPr>
+        <w:t>. A validator can reject a sixth value, which is exactly what it could not do while the list was introduced with the word "including". The words "for now" are taken at face value: the five live somewhere they can be extended without a schema change.</w:t>
+      </w:r>
+    </w:p>
+    <w:p>
+      <w:pPr>
+        <w:pStyle w:val="ListBullet"/>
+        <w:spacing w:after="80"/>
+        <w:ind w:left="397" w:hanging="198"/>
+      </w:pPr>
+      <w:r>
+        <w:rPr>
+          <w:b/>
+          <w:color w:val="1A1A1A"/>
+          <w:sz w:val="19"/>
+        </w:rPr>
+        <w:t>SBR-CASE-DD is approved as a third case type</w:t>
+      </w:r>
+      <w:r>
+        <w:rPr>
+          <w:b w:val="0"/>
+          <w:color w:val="1A1A1A"/>
+          <w:sz w:val="19"/>
+        </w:rPr>
+        <w:t>. The identifiers this platform has already issued under it are valid rather than awaiting a disposition, and no remediation follows from it. It is the one answer of the three with a retrospective effect, and the effect is that nothing has to be undone. It also makes row 2 above slightly larger rather than smaller, because a third approved case format ends in -NNN.</w:t>
+      </w:r>
+    </w:p>
+    <w:p>
+      <w:pPr>
+        <w:pStyle w:val="ListBullet"/>
+        <w:spacing w:after="80"/>
+        <w:ind w:left="397" w:hanging="198"/>
+      </w:pPr>
+      <w:r>
+        <w:rPr>
+          <w:b/>
+          <w:color w:val="1A1A1A"/>
+          <w:sz w:val="19"/>
+        </w:rPr>
+        <w:t>The fourth gap goes with the first</w:t>
+      </w:r>
+      <w:r>
+        <w:rPr>
+          <w:b w:val="0"/>
+          <w:color w:val="1A1A1A"/>
+          <w:sz w:val="19"/>
+        </w:rPr>
+        <w:t>. The source row is headed "the three uncoded trades" and names four, and the fourth is the building material seller. It is in scope, because it has just been given a code.</w:t>
+      </w:r>
+    </w:p>
+    <w:p>
+      <w:pPr>
+        <w:spacing w:before="120" w:after="120"/>
+      </w:pPr>
+      <w:r>
+        <w:rPr>
+          <w:b/>
+          <w:color w:val="1A1A1A"/>
+          <w:sz w:val="20"/>
+        </w:rPr>
+        <w:t xml:space="preserve">These three answers carry no name and no role, </w:t>
+      </w:r>
+      <w:r>
+        <w:rPr>
+          <w:b w:val="0"/>
+          <w:color w:val="1A1A1A"/>
+          <w:sz w:val="20"/>
+        </w:rPr>
+        <w:t>which every other answer recorded against EXT-8 does. That is not a fourth question and it does not hold anything up, but a decision without a person on it is not a decision this record can cite later. One line closes it.</w:t>
+      </w:r>
+    </w:p>
+    <w:tbl>
+      <w:tblPr>
+        <w:tblStyle w:val="TableGrid"/>
+        <w:tblW w:type="auto" w:w="0"/>
+        <w:jc w:val="left"/>
+        <w:tblLook w:firstColumn="1" w:firstRow="1" w:lastColumn="0" w:lastRow="0" w:noHBand="0" w:noVBand="1" w:val="04A0"/>
+      </w:tblPr>
+      <w:tblGrid>
+        <w:gridCol w:w="3099"/>
+        <w:gridCol w:w="3099"/>
+        <w:gridCol w:w="3099"/>
+      </w:tblGrid>
+      <w:tr>
+        <w:tc>
+          <w:tcPr>
+            <w:tcW w:type="dxa" w:w="510"/>
+            <w:shd w:val="clear" w:fill="EDEDED"/>
+          </w:tcPr>
+          <w:p>
+            <w:pPr>
+              <w:spacing w:after="40" w:before="40"/>
+            </w:pPr>
+            <w:r/>
+            <w:r>
+              <w:rPr>
+                <w:b/>
+                <w:i w:val="0"/>
+                <w:color w:val="1A1A1A"/>
+                <w:sz w:val="18"/>
+              </w:rPr>
+              <w:t>#</w:t>
+            </w:r>
+          </w:p>
+        </w:tc>
+        <w:tc>
+          <w:tcPr>
+            <w:tcW w:type="dxa" w:w="5272"/>
+            <w:shd w:val="clear" w:fill="EDEDED"/>
+          </w:tcPr>
+          <w:p>
+            <w:pPr>
+              <w:spacing w:after="40" w:before="40"/>
+            </w:pPr>
+            <w:r/>
+            <w:r>
+              <w:rPr>
+                <w:b/>
+                <w:i w:val="0"/>
+                <w:color w:val="1A1A1A"/>
+                <w:sz w:val="18"/>
+              </w:rPr>
+              <w:t>What to provide, and the exact form it has to take</w:t>
+            </w:r>
+          </w:p>
+        </w:tc>
+        <w:tc>
+          <w:tcPr>
+            <w:tcW w:type="dxa" w:w="3515"/>
+            <w:shd w:val="clear" w:fill="EDEDED"/>
+          </w:tcPr>
+          <w:p>
+            <w:pPr>
+              <w:spacing w:after="40" w:before="40"/>
+            </w:pPr>
+            <w:r/>
+            <w:r>
+              <w:rPr>
+                <w:b/>
+                <w:i w:val="0"/>
+                <w:color w:val="1A1A1A"/>
+                <w:sz w:val="18"/>
+              </w:rPr>
+              <w:t>WRITE YOUR ANSWER HERE</w:t>
+            </w:r>
+          </w:p>
+        </w:tc>
+      </w:tr>
+      <w:tr>
+        <w:tc>
+          <w:tcPr>
+            <w:tcW w:type="dxa" w:w="510"/>
+          </w:tcPr>
+          <w:p>
+            <w:pPr>
+              <w:spacing w:after="40" w:before="40"/>
+            </w:pPr>
+            <w:r/>
+            <w:r>
+              <w:rPr>
+                <w:b/>
+                <w:i w:val="0"/>
+                <w:color w:val="1A1A1A"/>
+                <w:sz w:val="19"/>
+              </w:rPr>
+              <w:t>5</w:t>
+            </w:r>
+          </w:p>
+        </w:tc>
+        <w:tc>
+          <w:tcPr>
+            <w:tcW w:type="dxa" w:w="5272"/>
+          </w:tcPr>
+          <w:p>
+            <w:pPr>
+              <w:spacing w:after="40" w:before="40"/>
+            </w:pPr>
+            <w:r/>
+            <w:r>
+              <w:rPr>
+                <w:b w:val="0"/>
+                <w:i w:val="0"/>
+                <w:color w:val="1A1A1A"/>
+                <w:sz w:val="19"/>
+              </w:rPr>
+              <w:t>A name and a role against the three answers of 6 August.</w:t>
+            </w:r>
+          </w:p>
+          <w:p>
+            <w:pPr>
+              <w:spacing w:after="40" w:before="0"/>
+            </w:pPr>
+            <w:r>
+              <w:rPr>
+                <w:b w:val="0"/>
+                <w:i/>
+                <w:color w:val="5A5A5A"/>
+                <w:sz w:val="17"/>
+              </w:rPr>
+              <w:t>Format: one name and one role covering all three. They were relayed rather than returned in a document, so there is no file to cite and nobody named on them. This record has already objected once, at EXT-11, to an answer attributed to a department rather than to a person, on the ground that a department cannot approve anything, and the same standard applies to answers this project is pleased to receive.</w:t>
             </w:r>
           </w:p>
         </w:tc>
@@ -4384,7 +4260,7 @@
                 <w:color w:val="1A1A1A"/>
                 <w:sz w:val="19"/>
               </w:rPr>
-              <w:t>segment: [yes/no]. UUID replaces NNN in all four approved formats / applies only to</w:t>
+              <w:t>segment: [yes/no]. UUID replaces NNN in all the approved formats / applies only to</w:t>
             </w:r>
           </w:p>
         </w:tc>
@@ -4407,7 +4283,7 @@
                 <w:color w:val="1A1A1A"/>
                 <w:sz w:val="19"/>
               </w:rPr>
-              <w:t>[scope]. The ALD identifier format is [format], where XX means [meaning]. A building</w:t>
+              <w:t>[scope]. The ALD identifier format is [format], where XX means [meaning]. The</w:t>
             </w:r>
           </w:p>
         </w:tc>
@@ -4430,7 +4306,7 @@
                 <w:color w:val="1A1A1A"/>
                 <w:sz w:val="19"/>
               </w:rPr>
-              <w:t>material seller is coded [code]. The complete TYPE list is [list]. SBR-CASE-DD is approved</w:t>
+              <w:t>production-impact query will be run by [name] on [date]. The building material seller,</w:t>
             </w:r>
           </w:p>
         </w:tc>
@@ -4453,30 +4329,7 @@
                 <w:color w:val="1A1A1A"/>
                 <w:sz w:val="19"/>
               </w:rPr>
-              <w:t>as a third case type / should have been [identifier]. All four uncoded trades are in</w:t>
-            </w:r>
-          </w:p>
-        </w:tc>
-      </w:tr>
-      <w:tr>
-        <w:tc>
-          <w:tcPr>
-            <w:tcW w:type="dxa" w:w="9298"/>
-            <w:shd w:val="clear" w:fill="F7F7F7"/>
-          </w:tcPr>
-          <w:p>
-            <w:pPr>
-              <w:spacing w:after="40" w:before="40"/>
-            </w:pPr>
-            <w:r/>
-            <w:r>
-              <w:rPr>
-                <w:b w:val="0"/>
-                <w:i/>
-                <w:color w:val="1A1A1A"/>
-                <w:sz w:val="19"/>
-              </w:rPr>
-              <w:t>scope: [yes/no]. The production-impact query will be run by [name] on [date].</w:t>
+              <w:t>TYPE list and SBR-CASE-DD answers of 6 August were given by [name], role [role].</w:t>
             </w:r>
           </w:p>
         </w:tc>

--- a/docs/escalations/ENG-CS-2026-08-06-01_Closure_Schedule_Digital_Records.docx
+++ b/docs/escalations/ENG-CS-2026-08-06-01_Closure_Schedule_Digital_Records.docx
@@ -314,7 +314,7 @@
                 <w:color w:val="1A1A1A"/>
                 <w:sz w:val="21"/>
               </w:rPr>
-              <w:t>6 August 2026, before dispatch, after the answers to ENG-DR-2026-08-06-01 came back the same day. Two of those five answers closed. Three did not, and the three that did not are now items on this schedule. Nine items became eleven. Revised a third time the same afternoon, still before dispatch: three of the four smaller gaps listed under EXT-8 were answered, and the fourth follows from one of the three, so item EXT-8 asks for three sentences and one instruction rather than for those and five more things. The count of items is unchanged at eleven and EXT-8 is still open, on exactly the three contradictions it was open on that morning. The answers are recorded inside the item rather than deleted from it.</w:t>
+              <w:t>6 August 2026, before dispatch, after the answers to ENG-DR-2026-08-06-01 came back the same day. Two of those five answers closed. Three did not, and the three that did not are now items on this schedule. Nine items became eleven. Revised a third time the same afternoon, still before dispatch: three of the four smaller gaps listed under EXT-8 were answered, and the fourth follows from one of the three, so item EXT-8 asks for three sentences and one instruction rather than for those and five more things. The count of items is unchanged at eleven and EXT-8 is still open, on exactly the three contradictions it was open on that morning. The answers are recorded inside the item rather than deleted from it. Revised a fourth time the same afternoon, still before dispatch: row 3 of EXT-8 asked for the ALD format with one line on what XX stands for and now asks for one line each on YY and XX, because LOCYYXX is seven unbroken characters and the split into segments is engineering's reading rather than the document's. Nothing was resolved toward either reading and the count of items is unchanged at eleven.</w:t>
             </w:r>
           </w:p>
         </w:tc>
@@ -3633,7 +3633,7 @@
                 <w:color w:val="5A5A5A"/>
                 <w:sz w:val="17"/>
               </w:rPr>
-              <w:t>Format: the format written the way the other four are written, with separators, and one line saying what XX stands for. Allied Service Provider is introduced as the fourteenth category and its identifier is printed without separators, and XX is never defined anywhere in the document.</w:t>
+              <w:t>Format: the format written the way the other four are written, with separators, and one line each on what YY and XX stand for. Allied Service Provider is introduced as the fourteenth category and its identifier is printed without separators, and neither YY nor XX is defined anywhere in the document. LOCYYXX is seven unbroken characters, so at least three readings fit what is printed: YY a two-digit year with XX an undefined code, YYXX a single YYMM year and month, or a segment boundary somewhere else. The other four approved formats carry YYYYMMDD, so MM is the token this document already uses for a month, which makes YYMM a candidate rather than a conclusion. The reading changes the build, not the presentation: NNN is a per-prefix, per-day counter in the database, so a year-scoped identifier and a month-scoped one need different counters and run out of three digits at different volumes for one location.</w:t>
             </w:r>
           </w:p>
         </w:tc>
@@ -4283,7 +4283,7 @@
                 <w:color w:val="1A1A1A"/>
                 <w:sz w:val="19"/>
               </w:rPr>
-              <w:t>[scope]. The ALD identifier format is [format], where XX means [meaning]. The</w:t>
+              <w:t>[scope]. The ALD identifier format is [format], where YY means [meaning] and XX means</w:t>
             </w:r>
           </w:p>
         </w:tc>
@@ -4306,7 +4306,7 @@
                 <w:color w:val="1A1A1A"/>
                 <w:sz w:val="19"/>
               </w:rPr>
-              <w:t>production-impact query will be run by [name] on [date]. The building material seller,</w:t>
+              <w:t>[meaning]. The production-impact query will be run by [name] on [date]. The building</w:t>
             </w:r>
           </w:p>
         </w:tc>
@@ -4329,7 +4329,30 @@
                 <w:color w:val="1A1A1A"/>
                 <w:sz w:val="19"/>
               </w:rPr>
-              <w:t>TYPE list and SBR-CASE-DD answers of 6 August were given by [name], role [role].</w:t>
+              <w:t>material seller, TYPE list and SBR-CASE-DD answers of 6 August were given by [name],</w:t>
+            </w:r>
+          </w:p>
+        </w:tc>
+      </w:tr>
+      <w:tr>
+        <w:tc>
+          <w:tcPr>
+            <w:tcW w:type="dxa" w:w="9298"/>
+            <w:shd w:val="clear" w:fill="F7F7F7"/>
+          </w:tcPr>
+          <w:p>
+            <w:pPr>
+              <w:spacing w:after="40" w:before="40"/>
+            </w:pPr>
+            <w:r/>
+            <w:r>
+              <w:rPr>
+                <w:b w:val="0"/>
+                <w:i/>
+                <w:color w:val="1A1A1A"/>
+                <w:sz w:val="19"/>
+              </w:rPr>
+              <w:t>role [role].</w:t>
             </w:r>
           </w:p>
         </w:tc>
